--- a/public/resume/minsung-seo-resume.docx
+++ b/public/resume/minsung-seo-resume.docx
@@ -139,7 +139,7 @@
                 <w:sz w:val="16"/>
                 <w:szCs w:val="16"/>
               </w:rPr>
-              <w:t xml:space="preserve">minsung6333.vercel.app</w:t>
+              <w:t xml:space="preserve">portfolio-wheat-mu-u16571ejdy.vercel.app</w:t>
             </w:r>
           </w:p>
         </w:tc>

--- a/public/resume/minsung-seo-resume.docx
+++ b/public/resume/minsung-seo-resume.docx
@@ -139,7 +139,7 @@
                 <w:sz w:val="16"/>
                 <w:szCs w:val="16"/>
               </w:rPr>
-              <w:t xml:space="preserve">portfolio-wheat-mu-u16571ejdy.vercel.app</w:t>
+              <w:t xml:space="preserve">minsung6333-portfolio.vercel.app</w:t>
             </w:r>
           </w:p>
         </w:tc>
